--- a/fra/docx/59.content.docx
+++ b/fra/docx/59.content.docx
@@ -136,13 +136,6 @@
         <w:rPr>
           <w:lang w:val="fr_FR" w:bidi="fr_FR"/>
         </w:rPr>
-      </w:r>
-      <w:r>
-        <w:rPr>
-          <w:i/>
-          <w:lang w:val="fr_FR" w:bidi="fr_FR"/>
-        </w:rPr>
-        <w:t>Jacques 1.1, Jacques 1.2, Jacques 1.3, Jacques 1.5, Jacques 1.6, Jacques 1.7–8, Jacques 1.10, Jacques 1.11, Jacques 1.12, Jacques 1.14, Jacques 1.15, Jacques 1.17, Jacques 1.18, Jacques 1.19, Jacques 1.22, Jacques 1.26, Jacques 1.27, Jacques 2.1, Jacques 2.3, Jacques 2.3 (#2), Jacques 2.4, Jacques 2.5, Jacques 2.6–7, Jacques 2.8, Jacques 2.10, Jacques 2.13, Jacques 2.14, Jacques 2.16, Jacques 2.17, Jacques 2.18, Jacques 2.19, Jacques 2.21, Jacques 2.22, Jacques 2.23, Jacques 2.25, Jacques 2.26, Jacques 3.1, Jacques 3.2, Jacques 3.2 (#2), Jacques 3.6, Jacques 3.8, Jacques 3.9, Jacques 3.11, Jacques 3.13, Jacques 3.16, Jacques 3.17, Jacques 4.1, Jacques 4.3, Jacques 4.4, Jacques 4.6, Jacques 4.7, Jacques 4.8, Jacques 4.11, Jacques 4.15, Jacques 4.16, Jacques 4.17, Jacques 5.3, Jacques 5.4, Jacques 5.6, Jacques 5.7, Jacques 5.8, Jacques 5.10, Jacques 5.11, Jacques 5.12, Jacques 5.14, Jacques 5.16, Jacques 5.17, Jacques 5.18, Jacques 5.20</w:t>
       </w:r>
       <w:r>
         <w:rPr>

--- a/fra/docx/59.content.docx
+++ b/fra/docx/59.content.docx
@@ -123,19 +123,6 @@
           <w:lang w:val="fr_FR" w:bidi="fr_FR"/>
         </w:rPr>
         <w:t>JAS</w:t>
-      </w:r>
-      <w:r>
-        <w:rPr>
-          <w:lang w:val="fr_FR" w:bidi="fr_FR"/>
-        </w:rPr>
-      </w:r>
-    </w:p>
-    <w:p>
-      <w:pPr/>
-      <w:r>
-        <w:rPr>
-          <w:lang w:val="fr_FR" w:bidi="fr_FR"/>
-        </w:rPr>
       </w:r>
       <w:r>
         <w:rPr>

--- a/fra/docx/59.content.docx
+++ b/fra/docx/59.content.docx
@@ -19,7 +19,7 @@
         <w:rPr>
           <w:lang w:val="fr_FR" w:bidi="fr_FR"/>
         </w:rPr>
-        <w:t>Resource: Questions de Traduction (unfoldingWord)</w:t>
+        <w:t>Resource: unfoldingWord® Translation Questions</w:t>
       </w:r>
       <w:r>
         <w:rPr>
@@ -85,7 +85,7 @@
         <w:rPr>
           <w:lang w:val="fr_FR" w:bidi="fr_FR"/>
         </w:rPr>
-        <w:t>Questions de Traduction (unfoldingWord)</w:t>
+        <w:t>unfoldingWord® Translation Questions</w:t>
       </w:r>
     </w:p>
     <w:p>

--- a/fra/docx/59.content.docx
+++ b/fra/docx/59.content.docx
@@ -2774,6 +2774,132 @@
         <w:rPr>
           <w:lang w:val="fr_FR" w:bidi="fr_FR"/>
         </w:rPr>
+        <w:t>Jacques 3.4</w:t>
+      </w:r>
+      <w:r>
+        <w:rPr>
+          <w:lang w:val="fr_FR" w:bidi="fr_FR"/>
+        </w:rPr>
+      </w:r>
+    </w:p>
+    <w:p>
+      <w:pPr/>
+      <w:r>
+        <w:rPr>
+          <w:lang w:val="fr_FR" w:bidi="fr_FR"/>
+        </w:rPr>
+      </w:r>
+      <w:r>
+        <w:rPr>
+          <w:b/>
+          <w:lang w:val="fr_FR" w:bidi="fr_FR"/>
+        </w:rPr>
+        <w:t>Quelle très petite chose est capable de diriger un grand navire là où le pilote souhaite qu'il aille ?</w:t>
+      </w:r>
+    </w:p>
+    <w:p>
+      <w:pPr/>
+      <w:r>
+        <w:rPr>
+          <w:lang w:val="fr_FR" w:bidi="fr_FR"/>
+        </w:rPr>
+      </w:r>
+      <w:r>
+        <w:rPr>
+          <w:lang w:val="fr_FR" w:bidi="fr_FR"/>
+        </w:rPr>
+        <w:t>Un très petit gouvernail est capable de diriger un grand navire.</w:t>
+      </w:r>
+      <w:r>
+        <w:rPr>
+          <w:lang w:val="fr_FR" w:bidi="fr_FR"/>
+        </w:rPr>
+      </w:r>
+      <w:r>
+        <w:rPr>
+          <w:lang w:val="fr_FR" w:bidi="fr_FR"/>
+        </w:rPr>
+      </w:r>
+    </w:p>
+    <w:p>
+      <w:pPr/>
+      <w:r>
+        <w:rPr>
+          <w:lang w:val="fr_FR" w:bidi="fr_FR"/>
+        </w:rPr>
+      </w:r>
+    </w:p>
+    <w:p>
+      <w:pPr>
+        <w:pStyle w:val="Heading2"/>
+      </w:pPr>
+      <w:r>
+        <w:rPr>
+          <w:lang w:val="fr_FR" w:bidi="fr_FR"/>
+        </w:rPr>
+        <w:t>Jacques 3.5</w:t>
+      </w:r>
+      <w:r>
+        <w:rPr>
+          <w:lang w:val="fr_FR" w:bidi="fr_FR"/>
+        </w:rPr>
+      </w:r>
+    </w:p>
+    <w:p>
+      <w:pPr/>
+      <w:r>
+        <w:rPr>
+          <w:lang w:val="fr_FR" w:bidi="fr_FR"/>
+        </w:rPr>
+      </w:r>
+      <w:r>
+        <w:rPr>
+          <w:b/>
+          <w:lang w:val="fr_FR" w:bidi="fr_FR"/>
+        </w:rPr>
+        <w:t>Quelle petite chose peut faire brûler une grande forêt ?</w:t>
+      </w:r>
+    </w:p>
+    <w:p>
+      <w:pPr/>
+      <w:r>
+        <w:rPr>
+          <w:lang w:val="fr_FR" w:bidi="fr_FR"/>
+        </w:rPr>
+      </w:r>
+      <w:r>
+        <w:rPr>
+          <w:lang w:val="fr_FR" w:bidi="fr_FR"/>
+        </w:rPr>
+        <w:t>Un petit feu peut embraser une grande forêt.</w:t>
+      </w:r>
+      <w:r>
+        <w:rPr>
+          <w:lang w:val="fr_FR" w:bidi="fr_FR"/>
+        </w:rPr>
+      </w:r>
+      <w:r>
+        <w:rPr>
+          <w:lang w:val="fr_FR" w:bidi="fr_FR"/>
+        </w:rPr>
+      </w:r>
+    </w:p>
+    <w:p>
+      <w:pPr/>
+      <w:r>
+        <w:rPr>
+          <w:lang w:val="fr_FR" w:bidi="fr_FR"/>
+        </w:rPr>
+      </w:r>
+    </w:p>
+    <w:p>
+      <w:pPr>
+        <w:pStyle w:val="Heading2"/>
+      </w:pPr>
+      <w:r>
+        <w:rPr>
+          <w:lang w:val="fr_FR" w:bidi="fr_FR"/>
+        </w:rPr>
         <w:t>Jacques 3.6</w:t>
       </w:r>
       <w:r>
@@ -3067,6 +3193,69 @@
           <w:lang w:val="fr_FR" w:bidi="fr_FR"/>
         </w:rPr>
         <w:t>une bonne conduite avec la douceur de la sagesse.</w:t>
+      </w:r>
+      <w:r>
+        <w:rPr>
+          <w:lang w:val="fr_FR" w:bidi="fr_FR"/>
+        </w:rPr>
+      </w:r>
+      <w:r>
+        <w:rPr>
+          <w:lang w:val="fr_FR" w:bidi="fr_FR"/>
+        </w:rPr>
+      </w:r>
+    </w:p>
+    <w:p>
+      <w:pPr/>
+      <w:r>
+        <w:rPr>
+          <w:lang w:val="fr_FR" w:bidi="fr_FR"/>
+        </w:rPr>
+      </w:r>
+    </w:p>
+    <w:p>
+      <w:pPr>
+        <w:pStyle w:val="Heading2"/>
+      </w:pPr>
+      <w:r>
+        <w:rPr>
+          <w:lang w:val="fr_FR" w:bidi="fr_FR"/>
+        </w:rPr>
+        <w:t>Jacques 3.14–15</w:t>
+      </w:r>
+      <w:r>
+        <w:rPr>
+          <w:lang w:val="fr_FR" w:bidi="fr_FR"/>
+        </w:rPr>
+      </w:r>
+    </w:p>
+    <w:p>
+      <w:pPr/>
+      <w:r>
+        <w:rPr>
+          <w:lang w:val="fr_FR" w:bidi="fr_FR"/>
+        </w:rPr>
+      </w:r>
+      <w:r>
+        <w:rPr>
+          <w:b/>
+          <w:lang w:val="fr_FR" w:bidi="fr_FR"/>
+        </w:rPr>
+        <w:t>Quel type de sagesse pousse une personne à être amère et à avoir un esprit de dispute ?</w:t>
+      </w:r>
+    </w:p>
+    <w:p>
+      <w:pPr/>
+      <w:r>
+        <w:rPr>
+          <w:lang w:val="fr_FR" w:bidi="fr_FR"/>
+        </w:rPr>
+      </w:r>
+      <w:r>
+        <w:rPr>
+          <w:lang w:val="fr_FR" w:bidi="fr_FR"/>
+        </w:rPr>
+        <w:t>La sagesse qui est terrestre, charnelle et diabolique incite une personne à être amère et à avoir un esprit de dispute.</w:t>
       </w:r>
       <w:r>
         <w:rPr>
